--- a/public/template_KH.docx
+++ b/public/template_KH.docx
@@ -199,9 +199,9 @@
       </w:tblPr>
       <w:tblGrid>
         <w:gridCol w:w="1327"/>
-        <w:gridCol w:w="4703"/>
+        <w:gridCol w:w="3353"/>
         <w:gridCol w:w="1350"/>
-        <w:gridCol w:w="3420"/>
+        <w:gridCol w:w="4770"/>
       </w:tblGrid>
       <w:tr>
         <w:tc>
@@ -233,7 +233,7 @@
         </w:tc>
         <w:tc>
           <w:tcPr>
-            <w:tcW w:w="4703" w:type="dxa"/>
+            <w:tcW w:w="3353" w:type="dxa"/>
             <w:vAlign w:val="center"/>
           </w:tcPr>
           <w:p>
@@ -281,7 +281,7 @@
         </w:tc>
         <w:tc>
           <w:tcPr>
-            <w:tcW w:w="3420" w:type="dxa"/>
+            <w:tcW w:w="4770" w:type="dxa"/>
             <w:vAlign w:val="center"/>
           </w:tcPr>
           <w:p>
@@ -339,7 +339,7 @@
         </w:tc>
         <w:tc>
           <w:tcPr>
-            <w:tcW w:w="4703" w:type="dxa"/>
+            <w:tcW w:w="3353" w:type="dxa"/>
           </w:tcPr>
           <w:p>
             <w:pPr>
@@ -395,7 +395,7 @@
         </w:tc>
         <w:tc>
           <w:tcPr>
-            <w:tcW w:w="3420" w:type="dxa"/>
+            <w:tcW w:w="4770" w:type="dxa"/>
           </w:tcPr>
           <w:p>
             <w:pPr>
@@ -460,7 +460,13 @@
         <w:rPr>
           <w:lang w:val="en-US"/>
         </w:rPr>
-        <w:t xml:space="preserve">      Thanh Vân</w:t>
+        <w:t>Bùi Thị</w:t>
+      </w:r>
+      <w:r>
+        <w:rPr>
+          <w:lang w:val="en-US"/>
+        </w:rPr>
+        <w:t xml:space="preserve"> Thanh Vân</w:t>
       </w:r>
       <w:r>
         <w:t xml:space="preserve">                  </w:t>
@@ -472,13 +478,10 @@
         <w:rPr>
           <w:lang w:val="en-US"/>
         </w:rPr>
-        <w:t xml:space="preserve">          </w:t>
+        <w:t xml:space="preserve">    </w:t>
       </w:r>
       <w:bookmarkStart w:id="0" w:name="_GoBack"/>
       <w:bookmarkEnd w:id="0"/>
-      <w:r>
-        <w:t xml:space="preserve"> </w:t>
-      </w:r>
       <w:r>
         <w:rPr>
           <w:lang w:val="en-US"/>
